--- a/notes.docx
+++ b/notes.docx
@@ -25,7 +25,49 @@
           <w:lang w:val="en-US"/>
         </w:rPr>
         <w:br/>
-        <w:t>- When a user wants to create a listing, unable to do so, since I don’t have a supported database to begin with. A feature that is lacking for users who want to sell their equipment.</w:t>
+        <w:t xml:space="preserve">- When a user wants to create a listing, able to do so, </w:t>
+      </w:r>
+      <w:r>
+        <w:rPr>
+          <w:lang w:val="en-US"/>
+        </w:rPr>
+        <w:t xml:space="preserve">but after </w:t>
+      </w:r>
+      <w:proofErr w:type="gramStart"/>
+      <w:r>
+        <w:rPr>
+          <w:lang w:val="en-US"/>
+        </w:rPr>
+        <w:t>refresh</w:t>
+      </w:r>
+      <w:proofErr w:type="gramEnd"/>
+      <w:r>
+        <w:rPr>
+          <w:lang w:val="en-US"/>
+        </w:rPr>
+        <w:t xml:space="preserve">, listing is gone, </w:t>
+      </w:r>
+      <w:proofErr w:type="spellStart"/>
+      <w:proofErr w:type="gramStart"/>
+      <w:r>
+        <w:rPr>
+          <w:lang w:val="en-US"/>
+        </w:rPr>
+        <w:t>its</w:t>
+      </w:r>
+      <w:proofErr w:type="spellEnd"/>
+      <w:proofErr w:type="gramEnd"/>
+      <w:r>
+        <w:rPr>
+          <w:lang w:val="en-US"/>
+        </w:rPr>
+        <w:t xml:space="preserve"> because </w:t>
+      </w:r>
+      <w:r>
+        <w:rPr>
+          <w:lang w:val="en-US"/>
+        </w:rPr>
+        <w:t>I don’t have a supported database to begin with. A feature that is lacking for users who want to sell their equipment.</w:t>
       </w:r>
       <w:r>
         <w:rPr>
@@ -129,21 +171,65 @@
           <w:lang w:val="en-US"/>
         </w:rPr>
         <w:br/>
-        <w:t xml:space="preserve">- Initially, </w:t>
-      </w:r>
+        <w:t>- Initially</w:t>
+      </w:r>
+      <w:r>
+        <w:rPr>
+          <w:lang w:val="en-US"/>
+        </w:rPr>
+        <w:t xml:space="preserve"> when I first created the website, “</w:t>
+      </w:r>
+      <w:r>
+        <w:rPr>
+          <w:lang w:val="en-US"/>
+        </w:rPr>
+        <w:t>compare models</w:t>
+      </w:r>
+      <w:r>
+        <w:rPr>
+          <w:lang w:val="en-US"/>
+        </w:rPr>
+        <w:t xml:space="preserve">” </w:t>
+      </w:r>
+      <w:r>
+        <w:rPr>
+          <w:lang w:val="en-US"/>
+        </w:rPr>
+        <w:t xml:space="preserve">feature was </w:t>
+      </w:r>
+      <w:r>
+        <w:rPr>
+          <w:lang w:val="en-US"/>
+        </w:rPr>
+        <w:t>there</w:t>
+      </w:r>
+      <w:r>
+        <w:rPr>
+          <w:lang w:val="en-US"/>
+        </w:rPr>
+        <w:t xml:space="preserve">, </w:t>
+      </w:r>
+      <w:r>
+        <w:rPr>
+          <w:lang w:val="en-US"/>
+        </w:rPr>
+        <w:t xml:space="preserve">now </w:t>
+      </w:r>
+      <w:proofErr w:type="spellStart"/>
       <w:proofErr w:type="gramStart"/>
       <w:r>
         <w:rPr>
           <w:lang w:val="en-US"/>
         </w:rPr>
-        <w:t>compare</w:t>
-      </w:r>
+        <w:t>its</w:t>
+      </w:r>
+      <w:proofErr w:type="spellEnd"/>
       <w:proofErr w:type="gramEnd"/>
       <w:r>
         <w:rPr>
           <w:lang w:val="en-US"/>
         </w:rPr>
-        <w:t xml:space="preserve"> models feature was fine, suddenly it vanished.</w:t>
+        <w:t xml:space="preserve"> gone.</w:t>
       </w:r>
     </w:p>
     <w:sectPr>

--- a/notes.docx
+++ b/notes.docx
@@ -25,133 +25,7 @@
           <w:lang w:val="en-US"/>
         </w:rPr>
         <w:br/>
-        <w:t xml:space="preserve">- When a user wants to create a listing, able to do so, </w:t>
-      </w:r>
-      <w:r>
-        <w:rPr>
-          <w:lang w:val="en-US"/>
-        </w:rPr>
-        <w:t xml:space="preserve">but after </w:t>
-      </w:r>
-      <w:proofErr w:type="gramStart"/>
-      <w:r>
-        <w:rPr>
-          <w:lang w:val="en-US"/>
-        </w:rPr>
-        <w:t>refresh</w:t>
-      </w:r>
-      <w:proofErr w:type="gramEnd"/>
-      <w:r>
-        <w:rPr>
-          <w:lang w:val="en-US"/>
-        </w:rPr>
-        <w:t xml:space="preserve">, listing is gone, </w:t>
-      </w:r>
-      <w:proofErr w:type="spellStart"/>
-      <w:proofErr w:type="gramStart"/>
-      <w:r>
-        <w:rPr>
-          <w:lang w:val="en-US"/>
-        </w:rPr>
-        <w:t>its</w:t>
-      </w:r>
-      <w:proofErr w:type="spellEnd"/>
-      <w:proofErr w:type="gramEnd"/>
-      <w:r>
-        <w:rPr>
-          <w:lang w:val="en-US"/>
-        </w:rPr>
-        <w:t xml:space="preserve"> because </w:t>
-      </w:r>
-      <w:r>
-        <w:rPr>
-          <w:lang w:val="en-US"/>
-        </w:rPr>
-        <w:t>I don’t have a supported database to begin with. A feature that is lacking for users who want to sell their equipment.</w:t>
-      </w:r>
-      <w:r>
-        <w:rPr>
-          <w:lang w:val="en-US"/>
-        </w:rPr>
-        <w:br/>
-        <w:t xml:space="preserve">- No chat category and function yet. Potential </w:t>
-      </w:r>
-      <w:proofErr w:type="gramStart"/>
-      <w:r>
-        <w:rPr>
-          <w:lang w:val="en-US"/>
-        </w:rPr>
-        <w:t>buyer</w:t>
-      </w:r>
-      <w:proofErr w:type="gramEnd"/>
-      <w:r>
-        <w:rPr>
-          <w:lang w:val="en-US"/>
-        </w:rPr>
-        <w:t xml:space="preserve"> or </w:t>
-      </w:r>
-      <w:proofErr w:type="gramStart"/>
-      <w:r>
-        <w:rPr>
-          <w:lang w:val="en-US"/>
-        </w:rPr>
-        <w:t>seller</w:t>
-      </w:r>
-      <w:proofErr w:type="gramEnd"/>
-      <w:r>
-        <w:rPr>
-          <w:lang w:val="en-US"/>
-        </w:rPr>
-        <w:t xml:space="preserve"> </w:t>
-      </w:r>
-      <w:proofErr w:type="gramStart"/>
-      <w:r>
-        <w:rPr>
-          <w:lang w:val="en-US"/>
-        </w:rPr>
-        <w:t>cant</w:t>
-      </w:r>
-      <w:proofErr w:type="gramEnd"/>
-      <w:r>
-        <w:rPr>
-          <w:lang w:val="en-US"/>
-        </w:rPr>
-        <w:t xml:space="preserve"> contact the person, a feature that’s lacking.</w:t>
-      </w:r>
-      <w:r>
-        <w:rPr>
-          <w:lang w:val="en-US"/>
-        </w:rPr>
-        <w:br/>
-        <w:t xml:space="preserve">- No Q&amp;A </w:t>
-      </w:r>
-      <w:proofErr w:type="gramStart"/>
-      <w:r>
-        <w:rPr>
-          <w:lang w:val="en-US"/>
-        </w:rPr>
-        <w:t>section :</w:t>
-      </w:r>
-      <w:proofErr w:type="gramEnd"/>
-      <w:r>
-        <w:rPr>
-          <w:lang w:val="en-US"/>
-        </w:rPr>
-        <w:t xml:space="preserve"> Crucial if users roaming through the website is concerned about their privacy, security, etc. Could not develop that </w:t>
-      </w:r>
-      <w:proofErr w:type="gramStart"/>
-      <w:r>
-        <w:rPr>
-          <w:lang w:val="en-US"/>
-        </w:rPr>
-        <w:t>in</w:t>
-      </w:r>
-      <w:proofErr w:type="gramEnd"/>
-      <w:r>
-        <w:rPr>
-          <w:lang w:val="en-US"/>
-        </w:rPr>
-        <w:t xml:space="preserve"> the website.</w:t>
+        <w:t>- No chat category and function yet. Potential buyer or seller cant contact the person, a feature that’s lacking.</w:t>
       </w:r>
       <w:r>
         <w:rPr>
@@ -165,71 +39,6 @@
           <w:lang w:val="en-US"/>
         </w:rPr>
         <w:t xml:space="preserve"> No user reputation (1-5star reviews)</w:t>
-      </w:r>
-      <w:r>
-        <w:rPr>
-          <w:lang w:val="en-US"/>
-        </w:rPr>
-        <w:br/>
-        <w:t>- Initially</w:t>
-      </w:r>
-      <w:r>
-        <w:rPr>
-          <w:lang w:val="en-US"/>
-        </w:rPr>
-        <w:t xml:space="preserve"> when I first created the website, “</w:t>
-      </w:r>
-      <w:r>
-        <w:rPr>
-          <w:lang w:val="en-US"/>
-        </w:rPr>
-        <w:t>compare models</w:t>
-      </w:r>
-      <w:r>
-        <w:rPr>
-          <w:lang w:val="en-US"/>
-        </w:rPr>
-        <w:t xml:space="preserve">” </w:t>
-      </w:r>
-      <w:r>
-        <w:rPr>
-          <w:lang w:val="en-US"/>
-        </w:rPr>
-        <w:t xml:space="preserve">feature was </w:t>
-      </w:r>
-      <w:r>
-        <w:rPr>
-          <w:lang w:val="en-US"/>
-        </w:rPr>
-        <w:t>there</w:t>
-      </w:r>
-      <w:r>
-        <w:rPr>
-          <w:lang w:val="en-US"/>
-        </w:rPr>
-        <w:t xml:space="preserve">, </w:t>
-      </w:r>
-      <w:r>
-        <w:rPr>
-          <w:lang w:val="en-US"/>
-        </w:rPr>
-        <w:t xml:space="preserve">now </w:t>
-      </w:r>
-      <w:proofErr w:type="spellStart"/>
-      <w:proofErr w:type="gramStart"/>
-      <w:r>
-        <w:rPr>
-          <w:lang w:val="en-US"/>
-        </w:rPr>
-        <w:t>its</w:t>
-      </w:r>
-      <w:proofErr w:type="spellEnd"/>
-      <w:proofErr w:type="gramEnd"/>
-      <w:r>
-        <w:rPr>
-          <w:lang w:val="en-US"/>
-        </w:rPr>
-        <w:t xml:space="preserve"> gone.</w:t>
       </w:r>
     </w:p>
     <w:sectPr>

--- a/notes.docx
+++ b/notes.docx
@@ -25,7 +25,21 @@
           <w:lang w:val="en-US"/>
         </w:rPr>
         <w:br/>
-        <w:t>- No chat category and function yet. Potential buyer or seller cant contact the person, a feature that’s lacking.</w:t>
+        <w:t xml:space="preserve">- No chat category and function yet. Potential buyer or seller </w:t>
+      </w:r>
+      <w:proofErr w:type="gramStart"/>
+      <w:r>
+        <w:rPr>
+          <w:lang w:val="en-US"/>
+        </w:rPr>
+        <w:t>cant</w:t>
+      </w:r>
+      <w:proofErr w:type="gramEnd"/>
+      <w:r>
+        <w:rPr>
+          <w:lang w:val="en-US"/>
+        </w:rPr>
+        <w:t xml:space="preserve"> contact the person, a feature that’s lacking.</w:t>
       </w:r>
       <w:r>
         <w:rPr>
@@ -39,6 +53,13 @@
           <w:lang w:val="en-US"/>
         </w:rPr>
         <w:t xml:space="preserve"> No user reputation (1-5star reviews)</w:t>
+      </w:r>
+      <w:r>
+        <w:rPr>
+          <w:lang w:val="en-US"/>
+        </w:rPr>
+        <w:br/>
+        <w:t>- I wanted to make Nyx an AI Assistant for users, but I don’t really know how to develop it, I only could make it just an assistant with predefined responses.</w:t>
       </w:r>
     </w:p>
     <w:sectPr>

--- a/notes.docx
+++ b/notes.docx
@@ -1,6 +1,6 @@
 
 <file path=word/document.xml><?xml version="1.0" encoding="utf-8"?>
-<w:document xmlns:wpc="http://schemas.microsoft.com/office/word/2010/wordprocessingCanvas" xmlns:cx="http://schemas.microsoft.com/office/drawing/2014/chartex" xmlns:cx1="http://schemas.microsoft.com/office/drawing/2015/9/8/chartex" xmlns:cx2="http://schemas.microsoft.com/office/drawing/2015/10/21/chartex" xmlns:cx3="http://schemas.microsoft.com/office/drawing/2016/5/9/chartex" xmlns:cx4="http://schemas.microsoft.com/office/drawing/2016/5/10/chartex" xmlns:cx5="http://schemas.microsoft.com/office/drawing/2016/5/11/chartex" xmlns:cx6="http://schemas.microsoft.com/office/drawing/2016/5/12/chartex" xmlns:cx7="http://schemas.microsoft.com/office/drawing/2016/5/13/chartex" xmlns:cx8="http://schemas.microsoft.com/office/drawing/2016/5/14/chartex" xmlns:mc="http://schemas.openxmlformats.org/markup-compatibility/2006" xmlns:aink="http://schemas.microsoft.com/office/drawing/2016/ink" xmlns:am3d="http://schemas.microsoft.com/office/drawing/2017/model3d" xmlns:o="urn:schemas-microsoft-com:office:office" xmlns:oel="http://schemas.microsoft.com/office/2019/extlst" xmlns:r="http://schemas.openxmlformats.org/officeDocument/2006/relationships" xmlns:m="http://schemas.openxmlformats.org/officeDocument/2006/math" xmlns:v="urn:schemas-microsoft-com:vml" xmlns:wp14="http://schemas.microsoft.com/office/word/2010/wordprocessingDrawing" xmlns:wp="http://schemas.openxmlformats.org/drawingml/2006/wordprocessingDrawing" xmlns:w10="urn:schemas-microsoft-com:office:word" xmlns:w="http://schemas.openxmlformats.org/wordprocessingml/2006/main" xmlns:w14="http://schemas.microsoft.com/office/word/2010/wordml" xmlns:w15="http://schemas.microsoft.com/office/word/2012/wordml" xmlns:w16cei="http://schemas.microsoft.com/office/word/2026/wordml/cei" xmlns:w16cex="http://schemas.microsoft.com/office/word/2018/wordml/cex" xmlns:w16cid="http://schemas.microsoft.com/office/word/2016/wordml/cid" xmlns:w16="http://schemas.microsoft.com/office/word/2018/wordml" xmlns:w16du="http://schemas.microsoft.com/office/word/2023/wordml/word16du" xmlns:w16sdtdh="http://schemas.microsoft.com/office/word/2020/wordml/sdtdatahash" xmlns:w16sdtfl="http://schemas.microsoft.com/office/word/2024/wordml/sdtformatlock" xmlns:w16se="http://schemas.microsoft.com/office/word/2015/wordml/symex" xmlns:wpg="http://schemas.microsoft.com/office/word/2010/wordprocessingGroup" xmlns:wpi="http://schemas.microsoft.com/office/word/2010/wordprocessingInk" xmlns:wne="http://schemas.microsoft.com/office/word/2006/wordml" xmlns:wps="http://schemas.microsoft.com/office/word/2010/wordprocessingShape" mc:Ignorable="w14 w15 w16se w16cid w16 w16cex w16sdtdh w16sdtfl w16du wp14">
+<w:document xmlns:wpc="http://schemas.microsoft.com/office/word/2010/wordprocessingCanvas" xmlns:cx="http://schemas.microsoft.com/office/drawing/2014/chartex" xmlns:cx1="http://schemas.microsoft.com/office/drawing/2015/9/8/chartex" xmlns:cx2="http://schemas.microsoft.com/office/drawing/2015/10/21/chartex" xmlns:cx3="http://schemas.microsoft.com/office/drawing/2016/5/9/chartex" xmlns:cx4="http://schemas.microsoft.com/office/drawing/2016/5/10/chartex" xmlns:cx5="http://schemas.microsoft.com/office/drawing/2016/5/11/chartex" xmlns:cx6="http://schemas.microsoft.com/office/drawing/2016/5/12/chartex" xmlns:cx7="http://schemas.microsoft.com/office/drawing/2016/5/13/chartex" xmlns:cx8="http://schemas.microsoft.com/office/drawing/2016/5/14/chartex" xmlns:mc="http://schemas.openxmlformats.org/markup-compatibility/2006" xmlns:aink="http://schemas.microsoft.com/office/drawing/2016/ink" xmlns:am3d="http://schemas.microsoft.com/office/drawing/2017/model3d" xmlns:o="urn:schemas-microsoft-com:office:office" xmlns:oel="http://schemas.microsoft.com/office/2019/extlst" xmlns:r="http://schemas.openxmlformats.org/officeDocument/2006/relationships" xmlns:m="http://schemas.openxmlformats.org/officeDocument/2006/math" xmlns:v="urn:schemas-microsoft-com:vml" xmlns:wp14="http://schemas.microsoft.com/office/word/2010/wordprocessingDrawing" xmlns:wp="http://schemas.openxmlformats.org/drawingml/2006/wordprocessingDrawing" xmlns:w10="urn:schemas-microsoft-com:office:word" xmlns:w="http://schemas.openxmlformats.org/wordprocessingml/2006/main" xmlns:w14="http://schemas.microsoft.com/office/word/2010/wordml" xmlns:w15="http://schemas.microsoft.com/office/word/2012/wordml" xmlns:w16cex="http://schemas.microsoft.com/office/word/2018/wordml/cex" xmlns:w16cid="http://schemas.microsoft.com/office/word/2016/wordml/cid" xmlns:w16="http://schemas.microsoft.com/office/word/2018/wordml" xmlns:w16du="http://schemas.microsoft.com/office/word/2023/wordml/word16du" xmlns:w16sdtdh="http://schemas.microsoft.com/office/word/2020/wordml/sdtdatahash" xmlns:w16sdtfl="http://schemas.microsoft.com/office/word/2024/wordml/sdtformatlock" xmlns:w16se="http://schemas.microsoft.com/office/word/2015/wordml/symex" xmlns:wpg="http://schemas.microsoft.com/office/word/2010/wordprocessingGroup" xmlns:wpi="http://schemas.microsoft.com/office/word/2010/wordprocessingInk" xmlns:wne="http://schemas.microsoft.com/office/word/2006/wordml" xmlns:wps="http://schemas.microsoft.com/office/word/2010/wordprocessingShape" mc:Ignorable="w14 w15 w16se w16cid w16 w16cex w16sdtdh w16sdtfl w16du wp14">
   <w:body>
     <w:p>
       <w:pPr>
@@ -25,27 +25,6 @@
           <w:lang w:val="en-US"/>
         </w:rPr>
         <w:br/>
-        <w:t xml:space="preserve">- No chat category and function yet. Potential buyer or seller </w:t>
-      </w:r>
-      <w:proofErr w:type="gramStart"/>
-      <w:r>
-        <w:rPr>
-          <w:lang w:val="en-US"/>
-        </w:rPr>
-        <w:t>cant</w:t>
-      </w:r>
-      <w:proofErr w:type="gramEnd"/>
-      <w:r>
-        <w:rPr>
-          <w:lang w:val="en-US"/>
-        </w:rPr>
-        <w:t xml:space="preserve"> contact the person, a feature that’s lacking.</w:t>
-      </w:r>
-      <w:r>
-        <w:rPr>
-          <w:lang w:val="en-US"/>
-        </w:rPr>
-        <w:br/>
         <w:t>-</w:t>
       </w:r>
       <w:r>
@@ -59,7 +38,21 @@
           <w:lang w:val="en-US"/>
         </w:rPr>
         <w:br/>
-        <w:t>- I wanted to make Nyx an AI Assistant for users, but I don’t really know how to develop it, I only could make it just an assistant with predefined responses.</w:t>
+        <w:t xml:space="preserve">- I wanted to make Nyx an AI Assistant for users, but I don’t really know how to develop it, I only could make it </w:t>
+      </w:r>
+      <w:proofErr w:type="gramStart"/>
+      <w:r>
+        <w:rPr>
+          <w:lang w:val="en-US"/>
+        </w:rPr>
+        <w:t>just</w:t>
+      </w:r>
+      <w:proofErr w:type="gramEnd"/>
+      <w:r>
+        <w:rPr>
+          <w:lang w:val="en-US"/>
+        </w:rPr>
+        <w:t xml:space="preserve"> an assistant with predefined responses.</w:t>
       </w:r>
     </w:p>
     <w:sectPr>
@@ -73,7 +66,7 @@
 </file>
 
 <file path=word/numbering.xml><?xml version="1.0" encoding="utf-8"?>
-<w:numbering xmlns:wpc="http://schemas.microsoft.com/office/word/2010/wordprocessingCanvas" xmlns:cx="http://schemas.microsoft.com/office/drawing/2014/chartex" xmlns:cx1="http://schemas.microsoft.com/office/drawing/2015/9/8/chartex" xmlns:cx2="http://schemas.microsoft.com/office/drawing/2015/10/21/chartex" xmlns:cx3="http://schemas.microsoft.com/office/drawing/2016/5/9/chartex" xmlns:cx4="http://schemas.microsoft.com/office/drawing/2016/5/10/chartex" xmlns:cx5="http://schemas.microsoft.com/office/drawing/2016/5/11/chartex" xmlns:cx6="http://schemas.microsoft.com/office/drawing/2016/5/12/chartex" xmlns:cx7="http://schemas.microsoft.com/office/drawing/2016/5/13/chartex" xmlns:cx8="http://schemas.microsoft.com/office/drawing/2016/5/14/chartex" xmlns:mc="http://schemas.openxmlformats.org/markup-compatibility/2006" xmlns:aink="http://schemas.microsoft.com/office/drawing/2016/ink" xmlns:am3d="http://schemas.microsoft.com/office/drawing/2017/model3d" xmlns:o="urn:schemas-microsoft-com:office:office" xmlns:oel="http://schemas.microsoft.com/office/2019/extlst" xmlns:r="http://schemas.openxmlformats.org/officeDocument/2006/relationships" xmlns:m="http://schemas.openxmlformats.org/officeDocument/2006/math" xmlns:v="urn:schemas-microsoft-com:vml" xmlns:wp14="http://schemas.microsoft.com/office/word/2010/wordprocessingDrawing" xmlns:wp="http://schemas.openxmlformats.org/drawingml/2006/wordprocessingDrawing" xmlns:w10="urn:schemas-microsoft-com:office:word" xmlns:w="http://schemas.openxmlformats.org/wordprocessingml/2006/main" xmlns:w14="http://schemas.microsoft.com/office/word/2010/wordml" xmlns:w15="http://schemas.microsoft.com/office/word/2012/wordml" xmlns:w16cei="http://schemas.microsoft.com/office/word/2026/wordml/cei" xmlns:w16cex="http://schemas.microsoft.com/office/word/2018/wordml/cex" xmlns:w16cid="http://schemas.microsoft.com/office/word/2016/wordml/cid" xmlns:w16="http://schemas.microsoft.com/office/word/2018/wordml" xmlns:w16du="http://schemas.microsoft.com/office/word/2023/wordml/word16du" xmlns:w16sdtdh="http://schemas.microsoft.com/office/word/2020/wordml/sdtdatahash" xmlns:w16sdtfl="http://schemas.microsoft.com/office/word/2024/wordml/sdtformatlock" xmlns:w16se="http://schemas.microsoft.com/office/word/2015/wordml/symex" xmlns:wpg="http://schemas.microsoft.com/office/word/2010/wordprocessingGroup" xmlns:wpi="http://schemas.microsoft.com/office/word/2010/wordprocessingInk" xmlns:wne="http://schemas.microsoft.com/office/word/2006/wordml" xmlns:wps="http://schemas.microsoft.com/office/word/2010/wordprocessingShape" mc:Ignorable="w14 w15 w16se w16cid w16 w16cex w16sdtdh w16sdtfl w16du wp14">
+<w:numbering xmlns:wpc="http://schemas.microsoft.com/office/word/2010/wordprocessingCanvas" xmlns:cx="http://schemas.microsoft.com/office/drawing/2014/chartex" xmlns:cx1="http://schemas.microsoft.com/office/drawing/2015/9/8/chartex" xmlns:cx2="http://schemas.microsoft.com/office/drawing/2015/10/21/chartex" xmlns:cx3="http://schemas.microsoft.com/office/drawing/2016/5/9/chartex" xmlns:cx4="http://schemas.microsoft.com/office/drawing/2016/5/10/chartex" xmlns:cx5="http://schemas.microsoft.com/office/drawing/2016/5/11/chartex" xmlns:cx6="http://schemas.microsoft.com/office/drawing/2016/5/12/chartex" xmlns:cx7="http://schemas.microsoft.com/office/drawing/2016/5/13/chartex" xmlns:cx8="http://schemas.microsoft.com/office/drawing/2016/5/14/chartex" xmlns:mc="http://schemas.openxmlformats.org/markup-compatibility/2006" xmlns:aink="http://schemas.microsoft.com/office/drawing/2016/ink" xmlns:am3d="http://schemas.microsoft.com/office/drawing/2017/model3d" xmlns:o="urn:schemas-microsoft-com:office:office" xmlns:oel="http://schemas.microsoft.com/office/2019/extlst" xmlns:r="http://schemas.openxmlformats.org/officeDocument/2006/relationships" xmlns:m="http://schemas.openxmlformats.org/officeDocument/2006/math" xmlns:v="urn:schemas-microsoft-com:vml" xmlns:wp14="http://schemas.microsoft.com/office/word/2010/wordprocessingDrawing" xmlns:wp="http://schemas.openxmlformats.org/drawingml/2006/wordprocessingDrawing" xmlns:w10="urn:schemas-microsoft-com:office:word" xmlns:w="http://schemas.openxmlformats.org/wordprocessingml/2006/main" xmlns:w14="http://schemas.microsoft.com/office/word/2010/wordml" xmlns:w15="http://schemas.microsoft.com/office/word/2012/wordml" xmlns:w16cex="http://schemas.microsoft.com/office/word/2018/wordml/cex" xmlns:w16cid="http://schemas.microsoft.com/office/word/2016/wordml/cid" xmlns:w16="http://schemas.microsoft.com/office/word/2018/wordml" xmlns:w16du="http://schemas.microsoft.com/office/word/2023/wordml/word16du" xmlns:w16sdtdh="http://schemas.microsoft.com/office/word/2020/wordml/sdtdatahash" xmlns:w16sdtfl="http://schemas.microsoft.com/office/word/2024/wordml/sdtformatlock" xmlns:w16se="http://schemas.microsoft.com/office/word/2015/wordml/symex" xmlns:wpg="http://schemas.microsoft.com/office/word/2010/wordprocessingGroup" xmlns:wpi="http://schemas.microsoft.com/office/word/2010/wordprocessingInk" xmlns:wne="http://schemas.microsoft.com/office/word/2006/wordml" xmlns:wps="http://schemas.microsoft.com/office/word/2010/wordprocessingShape" mc:Ignorable="w14 w15 w16se w16cid w16 w16cex w16sdtdh w16sdtfl w16du wp14">
   <w:abstractNum w:abstractNumId="0" w15:restartNumberingAfterBreak="0">
     <w:nsid w:val="4B3863A8"/>
     <w:multiLevelType w:val="hybridMultilevel"/>
